--- a/ALG_AND_STR/Labs/LAB1/v2/Звіт_лабораторна1.docx
+++ b/ALG_AND_STR/Labs/LAB1/v2/Звіт_лабораторна1.docx
@@ -694,34 +694,34 @@
           <w:lang w:eastAsia="uk-UA"/>
           <w14:ligatures w14:val="none"/>
         </w:rPr>
-        <w:t xml:space="preserve">const int START_YEAR = 1949; </w:t>
-      </w:r>
-    </w:p>
-    <w:p>
-      <w:pPr>
-        <w:shd w:val="clear" w:color="auto" w:fill="1F1F1F"/>
-        <w:spacing w:after="0" w:line="285" w:lineRule="atLeast"/>
-        <w:rPr>
-          <w:rFonts w:ascii="Consolas" w:eastAsia="Times New Roman" w:hAnsi="Consolas" w:cs="Times New Roman"/>
-          <w:color w:val="CCCCCC"/>
-          <w:kern w:val="0"/>
-          <w:sz w:val="21"/>
-          <w:szCs w:val="21"/>
-          <w:lang w:eastAsia="uk-UA"/>
-          <w14:ligatures w14:val="none"/>
-        </w:rPr>
-      </w:pPr>
-      <w:r>
-        <w:rPr>
-          <w:rFonts w:ascii="Consolas" w:eastAsia="Times New Roman" w:hAnsi="Consolas" w:cs="Times New Roman"/>
-          <w:color w:val="CCCCCC"/>
-          <w:kern w:val="0"/>
-          <w:sz w:val="21"/>
-          <w:szCs w:val="21"/>
-          <w:lang w:eastAsia="uk-UA"/>
-          <w14:ligatures w14:val="none"/>
-        </w:rPr>
-        <w:t xml:space="preserve">const int N = 50;             </w:t>
+        <w:t>const int START_YEAR = 1949;</w:t>
+      </w:r>
+    </w:p>
+    <w:p>
+      <w:pPr>
+        <w:shd w:val="clear" w:color="auto" w:fill="1F1F1F"/>
+        <w:spacing w:after="0" w:line="285" w:lineRule="atLeast"/>
+        <w:rPr>
+          <w:rFonts w:ascii="Consolas" w:eastAsia="Times New Roman" w:hAnsi="Consolas" w:cs="Times New Roman"/>
+          <w:color w:val="CCCCCC"/>
+          <w:kern w:val="0"/>
+          <w:sz w:val="21"/>
+          <w:szCs w:val="21"/>
+          <w:lang w:eastAsia="uk-UA"/>
+          <w14:ligatures w14:val="none"/>
+        </w:rPr>
+      </w:pPr>
+      <w:r>
+        <w:rPr>
+          <w:rFonts w:ascii="Consolas" w:eastAsia="Times New Roman" w:hAnsi="Consolas" w:cs="Times New Roman"/>
+          <w:color w:val="CCCCCC"/>
+          <w:kern w:val="0"/>
+          <w:sz w:val="21"/>
+          <w:szCs w:val="21"/>
+          <w:lang w:eastAsia="uk-UA"/>
+          <w14:ligatures w14:val="none"/>
+        </w:rPr>
+        <w:t>const int N = 50;</w:t>
       </w:r>
     </w:p>
     <w:p>
@@ -805,49 +805,49 @@
           <w:lang w:eastAsia="uk-UA"/>
           <w14:ligatures w14:val="none"/>
         </w:rPr>
-        <w:t xml:space="preserve">    assert(arr != nullptr &amp;&amp; size &gt; 0); </w:t>
-      </w:r>
-    </w:p>
-    <w:p>
-      <w:pPr>
-        <w:shd w:val="clear" w:color="auto" w:fill="1F1F1F"/>
-        <w:spacing w:after="0" w:line="285" w:lineRule="atLeast"/>
-        <w:rPr>
-          <w:rFonts w:ascii="Consolas" w:eastAsia="Times New Roman" w:hAnsi="Consolas" w:cs="Times New Roman"/>
-          <w:color w:val="CCCCCC"/>
-          <w:kern w:val="0"/>
-          <w:sz w:val="21"/>
-          <w:szCs w:val="21"/>
-          <w:lang w:eastAsia="uk-UA"/>
-          <w14:ligatures w14:val="none"/>
-        </w:rPr>
-      </w:pPr>
-    </w:p>
-    <w:p>
-      <w:pPr>
-        <w:shd w:val="clear" w:color="auto" w:fill="1F1F1F"/>
-        <w:spacing w:after="0" w:line="285" w:lineRule="atLeast"/>
-        <w:rPr>
-          <w:rFonts w:ascii="Consolas" w:eastAsia="Times New Roman" w:hAnsi="Consolas" w:cs="Times New Roman"/>
-          <w:color w:val="CCCCCC"/>
-          <w:kern w:val="0"/>
-          <w:sz w:val="21"/>
-          <w:szCs w:val="21"/>
-          <w:lang w:eastAsia="uk-UA"/>
-          <w14:ligatures w14:val="none"/>
-        </w:rPr>
-      </w:pPr>
-      <w:r>
-        <w:rPr>
-          <w:rFonts w:ascii="Consolas" w:eastAsia="Times New Roman" w:hAnsi="Consolas" w:cs="Times New Roman"/>
-          <w:color w:val="CCCCCC"/>
-          <w:kern w:val="0"/>
-          <w:sz w:val="21"/>
-          <w:szCs w:val="21"/>
-          <w:lang w:eastAsia="uk-UA"/>
-          <w14:ligatures w14:val="none"/>
-        </w:rPr>
-        <w:t xml:space="preserve">    double sum = 0.0;     </w:t>
+        <w:t xml:space="preserve">    assert(arr != nullptr &amp;&amp; size &gt; 0);</w:t>
+      </w:r>
+    </w:p>
+    <w:p>
+      <w:pPr>
+        <w:shd w:val="clear" w:color="auto" w:fill="1F1F1F"/>
+        <w:spacing w:after="0" w:line="285" w:lineRule="atLeast"/>
+        <w:rPr>
+          <w:rFonts w:ascii="Consolas" w:eastAsia="Times New Roman" w:hAnsi="Consolas" w:cs="Times New Roman"/>
+          <w:color w:val="CCCCCC"/>
+          <w:kern w:val="0"/>
+          <w:sz w:val="21"/>
+          <w:szCs w:val="21"/>
+          <w:lang w:eastAsia="uk-UA"/>
+          <w14:ligatures w14:val="none"/>
+        </w:rPr>
+      </w:pPr>
+    </w:p>
+    <w:p>
+      <w:pPr>
+        <w:shd w:val="clear" w:color="auto" w:fill="1F1F1F"/>
+        <w:spacing w:after="0" w:line="285" w:lineRule="atLeast"/>
+        <w:rPr>
+          <w:rFonts w:ascii="Consolas" w:eastAsia="Times New Roman" w:hAnsi="Consolas" w:cs="Times New Roman"/>
+          <w:color w:val="CCCCCC"/>
+          <w:kern w:val="0"/>
+          <w:sz w:val="21"/>
+          <w:szCs w:val="21"/>
+          <w:lang w:eastAsia="uk-UA"/>
+          <w14:ligatures w14:val="none"/>
+        </w:rPr>
+      </w:pPr>
+      <w:r>
+        <w:rPr>
+          <w:rFonts w:ascii="Consolas" w:eastAsia="Times New Roman" w:hAnsi="Consolas" w:cs="Times New Roman"/>
+          <w:color w:val="CCCCCC"/>
+          <w:kern w:val="0"/>
+          <w:sz w:val="21"/>
+          <w:szCs w:val="21"/>
+          <w:lang w:eastAsia="uk-UA"/>
+          <w14:ligatures w14:val="none"/>
+        </w:rPr>
+        <w:t xml:space="preserve">    double sum = 0.0;</w:t>
       </w:r>
     </w:p>
     <w:p>
@@ -901,7 +901,7 @@
           <w:lang w:eastAsia="uk-UA"/>
           <w14:ligatures w14:val="none"/>
         </w:rPr>
-        <w:t xml:space="preserve">        sum += *p; </w:t>
+        <w:t xml:space="preserve">        sum += *p;</w:t>
       </w:r>
     </w:p>
     <w:p>
@@ -970,7 +970,7 @@
           <w:lang w:eastAsia="uk-UA"/>
           <w14:ligatures w14:val="none"/>
         </w:rPr>
-        <w:t xml:space="preserve">    return sum / size; </w:t>
+        <w:t xml:space="preserve">    return sum / size;</w:t>
       </w:r>
     </w:p>
     <w:p>
@@ -1219,34 +1219,33 @@
           <w:lang w:eastAsia="uk-UA"/>
           <w14:ligatures w14:val="none"/>
         </w:rPr>
-        <w:t xml:space="preserve">        </w:t>
-      </w:r>
-    </w:p>
-    <w:p>
-      <w:pPr>
-        <w:shd w:val="clear" w:color="auto" w:fill="1F1F1F"/>
-        <w:spacing w:after="0" w:line="285" w:lineRule="atLeast"/>
-        <w:rPr>
-          <w:rFonts w:ascii="Consolas" w:eastAsia="Times New Roman" w:hAnsi="Consolas" w:cs="Times New Roman"/>
-          <w:color w:val="CCCCCC"/>
-          <w:kern w:val="0"/>
-          <w:sz w:val="21"/>
-          <w:szCs w:val="21"/>
-          <w:lang w:eastAsia="uk-UA"/>
-          <w14:ligatures w14:val="none"/>
-        </w:rPr>
-      </w:pPr>
-      <w:r>
-        <w:rPr>
-          <w:rFonts w:ascii="Consolas" w:eastAsia="Times New Roman" w:hAnsi="Consolas" w:cs="Times New Roman"/>
-          <w:color w:val="CCCCCC"/>
-          <w:kern w:val="0"/>
-          <w:sz w:val="21"/>
-          <w:szCs w:val="21"/>
-          <w:lang w:eastAsia="uk-UA"/>
-          <w14:ligatures w14:val="none"/>
-        </w:rPr>
-        <w:t xml:space="preserve">        const double *p = arr + i;       </w:t>
+      </w:r>
+    </w:p>
+    <w:p>
+      <w:pPr>
+        <w:shd w:val="clear" w:color="auto" w:fill="1F1F1F"/>
+        <w:spacing w:after="0" w:line="285" w:lineRule="atLeast"/>
+        <w:rPr>
+          <w:rFonts w:ascii="Consolas" w:eastAsia="Times New Roman" w:hAnsi="Consolas" w:cs="Times New Roman"/>
+          <w:color w:val="CCCCCC"/>
+          <w:kern w:val="0"/>
+          <w:sz w:val="21"/>
+          <w:szCs w:val="21"/>
+          <w:lang w:eastAsia="uk-UA"/>
+          <w14:ligatures w14:val="none"/>
+        </w:rPr>
+      </w:pPr>
+      <w:r>
+        <w:rPr>
+          <w:rFonts w:ascii="Consolas" w:eastAsia="Times New Roman" w:hAnsi="Consolas" w:cs="Times New Roman"/>
+          <w:color w:val="CCCCCC"/>
+          <w:kern w:val="0"/>
+          <w:sz w:val="21"/>
+          <w:szCs w:val="21"/>
+          <w:lang w:eastAsia="uk-UA"/>
+          <w14:ligatures w14:val="none"/>
+        </w:rPr>
+        <w:t xml:space="preserve">        const double *p = arr + i;</w:t>
       </w:r>
     </w:p>
     <w:p>
@@ -1273,7 +1272,7 @@
           <w:lang w:eastAsia="uk-UA"/>
           <w14:ligatures w14:val="none"/>
         </w:rPr>
-        <w:t xml:space="preserve">        double deviation = *p - avg;     </w:t>
+        <w:t xml:space="preserve">        double deviation = *p - avg;</w:t>
       </w:r>
     </w:p>
     <w:p>
@@ -1648,7 +1647,6 @@
           <w:lang w:eastAsia="uk-UA"/>
           <w14:ligatures w14:val="none"/>
         </w:rPr>
-        <w:t xml:space="preserve">    </w:t>
       </w:r>
     </w:p>
     <w:p>
@@ -2005,7 +2003,7 @@
           <w:lang w:eastAsia="uk-UA"/>
           <w14:ligatures w14:val="none"/>
         </w:rPr>
-        <w:t xml:space="preserve">    char choice = '1'; </w:t>
+        <w:t xml:space="preserve">    char choice = '1';</w:t>
       </w:r>
     </w:p>
     <w:p>
@@ -2059,7 +2057,7 @@
           <w:lang w:eastAsia="uk-UA"/>
           <w14:ligatures w14:val="none"/>
         </w:rPr>
-        <w:t xml:space="preserve">        choice = '1';  </w:t>
+        <w:t xml:space="preserve">        choice = '1';</w:t>
       </w:r>
     </w:p>
     <w:p>
@@ -2209,7 +2207,7 @@
           <w:lang w:eastAsia="uk-UA"/>
           <w14:ligatures w14:val="none"/>
         </w:rPr>
-        <w:t xml:space="preserve">            int year = START_YEAR + static_cast&lt;int&gt;(p - rain); </w:t>
+        <w:t xml:space="preserve">            int year = START_YEAR + static_cast&lt;int&gt;(p - rain);</w:t>
       </w:r>
     </w:p>
     <w:p>
@@ -2263,7 +2261,7 @@
           <w:lang w:eastAsia="uk-UA"/>
           <w14:ligatures w14:val="none"/>
         </w:rPr>
-        <w:t xml:space="preserve">            if (!(std::cin &gt;&gt; *p)) { </w:t>
+        <w:t xml:space="preserve">            if (!(std::cin &gt;&gt; *p)) {</w:t>
       </w:r>
     </w:p>
     <w:p>
